--- a/ТЗ PL NL FI/Alegria ТЗ на текст - Makelaar in Spanje Alegria Real Estate нидерландский.docx
+++ b/ТЗ PL NL FI/Alegria ТЗ на текст - Makelaar in Spanje Alegria Real Estate нидерландский.docx
@@ -1017,7 +1017,7 @@
           <w:szCs w:val="22"/>
           <w:rtl w:val="0"/>
         </w:rPr>
-        <w:t xml:space="preserve">7 балов</w:t>
+        <w:t xml:space="preserve">7 баллов</w:t>
       </w:r>
       <w:r>
         <w:rPr>
@@ -3310,7 +3310,7 @@
           <w:vertAlign w:val="baseline"/>
           <w:rtl w:val="0"/>
         </w:rPr>
-        <w:t xml:space="preserve">makelaar in spanje</w:t>
+        <w:t xml:space="preserve">makelaar in Spanje</w:t>
       </w:r>
     </w:p>
     <w:p>
@@ -3366,7 +3366,7 @@
           <w:vertAlign w:val="baseline"/>
           <w:rtl w:val="0"/>
         </w:rPr>
-        <w:t xml:space="preserve">makelaar spanje</w:t>
+        <w:t xml:space="preserve">makelaar Spanje</w:t>
       </w:r>
     </w:p>
     <w:p>
@@ -3422,7 +3422,7 @@
           <w:vertAlign w:val="baseline"/>
           <w:rtl w:val="0"/>
         </w:rPr>
-        <w:t xml:space="preserve">makelaars in spanje</w:t>
+        <w:t xml:space="preserve">makelaars in Spanje</w:t>
       </w:r>
     </w:p>
     <w:p>
@@ -3478,7 +3478,7 @@
           <w:vertAlign w:val="baseline"/>
           <w:rtl w:val="0"/>
         </w:rPr>
-        <w:t xml:space="preserve">spaanse makelaar</w:t>
+        <w:t xml:space="preserve">Spaanse makelaar</w:t>
       </w:r>
     </w:p>
     <w:p>
@@ -3534,7 +3534,7 @@
           <w:vertAlign w:val="baseline"/>
           <w:rtl w:val="0"/>
         </w:rPr>
-        <w:t xml:space="preserve">makelaar zoeken in spanje</w:t>
+        <w:t xml:space="preserve">makelaar zoeken in Spanje</w:t>
       </w:r>
     </w:p>
     <w:p>
@@ -3590,7 +3590,7 @@
           <w:vertAlign w:val="baseline"/>
           <w:rtl w:val="0"/>
         </w:rPr>
-        <w:t xml:space="preserve">betrouwbare makelaar spanje</w:t>
+        <w:t xml:space="preserve">betrouwbare makelaar Spanje</w:t>
       </w:r>
     </w:p>
     <w:p>
@@ -3646,7 +3646,7 @@
           <w:vertAlign w:val="baseline"/>
           <w:rtl w:val="0"/>
         </w:rPr>
-        <w:t xml:space="preserve">appartement kopen in spanje via makelaar</w:t>
+        <w:t xml:space="preserve">appartement kopen in Spanje via makelaar</w:t>
       </w:r>
     </w:p>
     <w:p>
@@ -3702,7 +3702,7 @@
           <w:vertAlign w:val="baseline"/>
           <w:rtl w:val="0"/>
         </w:rPr>
-        <w:t xml:space="preserve">huis kopen in spanje via makelaar</w:t>
+        <w:t xml:space="preserve">huis kopen in Spanje via makelaar</w:t>
       </w:r>
     </w:p>
     <w:p>
@@ -3758,7 +3758,7 @@
           <w:vertAlign w:val="baseline"/>
           <w:rtl w:val="0"/>
         </w:rPr>
-        <w:t xml:space="preserve">villa kopen in spanje via makelaar</w:t>
+        <w:t xml:space="preserve">villa kopen in Spanje via makelaar</w:t>
       </w:r>
     </w:p>
     <w:p>
@@ -3814,7 +3814,7 @@
           <w:vertAlign w:val="baseline"/>
           <w:rtl w:val="0"/>
         </w:rPr>
-        <w:t xml:space="preserve">vastgoed kopen in spanje via makelaar</w:t>
+        <w:t xml:space="preserve">vastgoed kopen in Spanje via makelaar</w:t>
       </w:r>
     </w:p>
     <w:p>
@@ -3870,7 +3870,7 @@
           <w:vertAlign w:val="baseline"/>
           <w:rtl w:val="0"/>
         </w:rPr>
-        <w:t xml:space="preserve">makelaar voor verkoop en verhuur in spanje</w:t>
+        <w:t xml:space="preserve">makelaar voor verkoop en verhuur in Spanje</w:t>
       </w:r>
     </w:p>
     <w:p>
@@ -3926,7 +3926,7 @@
           <w:vertAlign w:val="baseline"/>
           <w:rtl w:val="0"/>
         </w:rPr>
-        <w:t xml:space="preserve">voordelen van vastgoed kopen via makelaar in spanje</w:t>
+        <w:t xml:space="preserve">voordelen van vastgoed kopen via makelaar in Spanje</w:t>
       </w:r>
     </w:p>
     <w:p>
@@ -3982,7 +3982,7 @@
           <w:vertAlign w:val="baseline"/>
           <w:rtl w:val="0"/>
         </w:rPr>
-        <w:t xml:space="preserve">makelaarsdiensten in spanje</w:t>
+        <w:t xml:space="preserve">makelaarsdiensten in Spanje</w:t>
       </w:r>
     </w:p>
     <w:p>
@@ -4038,7 +4038,7 @@
           <w:vertAlign w:val="baseline"/>
           <w:rtl w:val="0"/>
         </w:rPr>
-        <w:t xml:space="preserve">vastgoed kopen in spanje via alegria real estate</w:t>
+        <w:t xml:space="preserve">vastgoed kopen in Spanje via Alegria Real Estate</w:t>
       </w:r>
     </w:p>
     <w:p>
@@ -4094,7 +4094,7 @@
           <w:vertAlign w:val="baseline"/>
           <w:rtl w:val="0"/>
         </w:rPr>
-        <w:t xml:space="preserve">juridische begeleiding bij aankoop van vastgoed in spanje</w:t>
+        <w:t xml:space="preserve">juridische begeleiding bij aankoop van vastgoed in Spanje</w:t>
       </w:r>
     </w:p>
     <w:p>
@@ -4150,7 +4150,7 @@
           <w:vertAlign w:val="baseline"/>
           <w:rtl w:val="0"/>
         </w:rPr>
-        <w:t xml:space="preserve">aankoopbegeleiding spanje</w:t>
+        <w:t xml:space="preserve">aankoopbegeleiding Spanje</w:t>
       </w:r>
     </w:p>
     <w:p>
@@ -4206,7 +4206,7 @@
           <w:vertAlign w:val="baseline"/>
           <w:rtl w:val="0"/>
         </w:rPr>
-        <w:t xml:space="preserve">investeren in vastgoed in spanje met alegria real estate</w:t>
+        <w:t xml:space="preserve">investeren in vastgoed in Spanje met Alegria Real Estate</w:t>
       </w:r>
     </w:p>
     <w:p>
@@ -4236,7 +4236,7 @@
           <w:vertAlign w:val="baseline"/>
           <w:rtl w:val="0"/>
         </w:rPr>
-        <w:t xml:space="preserve">*В ключевых запросах артикли (de, het, een) опущены — конкуренты не используют их в заголовках для лаконичности; в тексте их надо добавить, где это необходимо. Утверждённые H2 не меняем. В запросах, где предлог перед Costa del Sol опущен (например, «huis kopen costa del sol»), в тексте пишем грамматически правильно — «aan de Costa del Sol».</w:t>
+        <w:t xml:space="preserve">*В ключевых запросах артикли (de, het, een) опущены — конкуренты не используют их в заголовках для лаконичности; в тексте их надо добавить, где это необходимо. Утверждённые H2 не меняем. В запросах, где опущен предлог перед Spanje (например, «makelaar Spanje», «betrouwbare makelaar Spanje», «aankoopbegeleiding Spanje»), в тексте пишем грамматически правильно — «makelaar in Spanje», «betrouwbare makelaar in Spanje», «aankoopbegeleiding in Spanje».</w:t>
       </w:r>
     </w:p>
     <w:p>
